--- a/report.docx
+++ b/report.docx
@@ -21,6 +21,54 @@
       </w:r>
     </w:p>
     <w:p>
+      <w:r>
+        <w:rPr>
+          <w:noProof/>
+        </w:rPr>
+        <w:drawing>
+          <wp:inline distT="0" distB="0" distL="0" distR="0" wp14:anchorId="268AD8AA" wp14:editId="693EA2DE">
+            <wp:extent cx="5943600" cy="2994025"/>
+            <wp:effectExtent l="0" t="0" r="0" b="0"/>
+            <wp:docPr id="646405418" name="Picture 1"/>
+            <wp:cNvGraphicFramePr>
+              <a:graphicFrameLocks xmlns:a="http://schemas.openxmlformats.org/drawingml/2006/main" noChangeAspect="1"/>
+            </wp:cNvGraphicFramePr>
+            <a:graphic xmlns:a="http://schemas.openxmlformats.org/drawingml/2006/main">
+              <a:graphicData uri="http://schemas.openxmlformats.org/drawingml/2006/picture">
+                <pic:pic xmlns:pic="http://schemas.openxmlformats.org/drawingml/2006/picture">
+                  <pic:nvPicPr>
+                    <pic:cNvPr id="646405418" name="Picture 646405418"/>
+                    <pic:cNvPicPr/>
+                  </pic:nvPicPr>
+                  <pic:blipFill>
+                    <a:blip r:embed="rId5">
+                      <a:extLst>
+                        <a:ext uri="{28A0092B-C50C-407E-A947-70E740481C1C}">
+                          <a14:useLocalDpi xmlns:a14="http://schemas.microsoft.com/office/drawing/2010/main" val="0"/>
+                        </a:ext>
+                      </a:extLst>
+                    </a:blip>
+                    <a:stretch>
+                      <a:fillRect/>
+                    </a:stretch>
+                  </pic:blipFill>
+                  <pic:spPr>
+                    <a:xfrm>
+                      <a:off x="0" y="0"/>
+                      <a:ext cx="5943600" cy="2994025"/>
+                    </a:xfrm>
+                    <a:prstGeom prst="rect">
+                      <a:avLst/>
+                    </a:prstGeom>
+                  </pic:spPr>
+                </pic:pic>
+              </a:graphicData>
+            </a:graphic>
+          </wp:inline>
+        </w:drawing>
+      </w:r>
+    </w:p>
+    <w:p>
       <w:pPr>
         <w:pStyle w:val="Heading1"/>
         <w:rPr>
@@ -152,6 +200,7 @@
         <w:rPr>
           <w:rFonts w:ascii="Times New Roman" w:hAnsi="Times New Roman" w:cs="Times New Roman"/>
         </w:rPr>
+        <w:lastRenderedPageBreak/>
         <w:t xml:space="preserve">Video Lab (video-player.html): Provides a custom video player with full playback control and event lifecycle monitoring. </w:t>
       </w:r>
     </w:p>
@@ -306,7 +355,6 @@
         <w:rPr>
           <w:rFonts w:ascii="Times New Roman" w:hAnsi="Times New Roman" w:cs="Times New Roman"/>
         </w:rPr>
-        <w:lastRenderedPageBreak/>
         <w:t xml:space="preserve">CSS animations and SVG-based motion graphics </w:t>
       </w:r>
     </w:p>
@@ -519,6 +567,7 @@
         <w:rPr>
           <w:rFonts w:ascii="Times New Roman" w:hAnsi="Times New Roman" w:cs="Times New Roman"/>
         </w:rPr>
+        <w:lastRenderedPageBreak/>
         <w:t>Non-temporal media is generally easier for browsers to handle because it requires only a single HTTP request, followed by caching and rendering. Once loaded, it does not require further processing unless explicitly refreshed.</w:t>
       </w:r>
     </w:p>
@@ -632,7 +681,6 @@
           <w:sz w:val="24"/>
           <w:szCs w:val="24"/>
         </w:rPr>
-        <w:lastRenderedPageBreak/>
         <w:t>DevTools Network Analysis</w:t>
       </w:r>
     </w:p>
@@ -840,6 +888,7 @@
           <w:sz w:val="24"/>
           <w:szCs w:val="24"/>
         </w:rPr>
+        <w:lastRenderedPageBreak/>
         <w:t>3. Media Format Selection Justification</w:t>
       </w:r>
     </w:p>
@@ -933,7 +982,6 @@
           <w:sz w:val="24"/>
           <w:szCs w:val="24"/>
         </w:rPr>
-        <w:lastRenderedPageBreak/>
         <w:t>HTML Documents</w:t>
       </w:r>
     </w:p>
@@ -1105,6 +1153,7 @@
         <w:rPr>
           <w:rFonts w:ascii="Times New Roman" w:hAnsi="Times New Roman" w:cs="Times New Roman"/>
         </w:rPr>
+        <w:lastRenderedPageBreak/>
         <w:t>loadstart</w:t>
       </w:r>
       <w:proofErr w:type="spellEnd"/>
@@ -1236,7 +1285,6 @@
           <w:sz w:val="24"/>
           <w:szCs w:val="24"/>
         </w:rPr>
-        <w:lastRenderedPageBreak/>
         <w:t>UI Feedback System</w:t>
       </w:r>
     </w:p>
@@ -1498,6 +1546,7 @@
         <w:rPr>
           <w:rFonts w:ascii="Times New Roman" w:hAnsi="Times New Roman" w:cs="Times New Roman"/>
         </w:rPr>
+        <w:lastRenderedPageBreak/>
         <w:t>AudioContext.destination</w:t>
       </w:r>
       <w:proofErr w:type="spellEnd"/>
@@ -1675,7 +1724,6 @@
         <w:rPr>
           <w:rFonts w:ascii="Times New Roman" w:hAnsi="Times New Roman" w:cs="Times New Roman"/>
         </w:rPr>
-        <w:lastRenderedPageBreak/>
         <w:t xml:space="preserve">Audible clicking noise would occur due to sudden amplitude jumps </w:t>
       </w:r>
     </w:p>
@@ -1925,6 +1973,7 @@
         <w:rPr>
           <w:rFonts w:ascii="Times New Roman" w:hAnsi="Times New Roman" w:cs="Times New Roman"/>
         </w:rPr>
+        <w:lastRenderedPageBreak/>
         <w:t xml:space="preserve">Centralizes UI logic in a single function </w:t>
       </w:r>
     </w:p>
@@ -2132,7 +2181,6 @@
         <w:rPr>
           <w:rFonts w:ascii="Times New Roman" w:hAnsi="Times New Roman" w:cs="Times New Roman"/>
         </w:rPr>
-        <w:lastRenderedPageBreak/>
         <w:t xml:space="preserve">Dynamic handling of newly created elements </w:t>
       </w:r>
     </w:p>
@@ -2353,7 +2401,14 @@
         <w:rPr>
           <w:rFonts w:ascii="Times New Roman" w:hAnsi="Times New Roman" w:cs="Times New Roman"/>
         </w:rPr>
-        <w:t>Through the implementation of audio and video systems, animation techniques, and dynamic media rendering, the application reflects real-world multimedia system design principles. It demonstrates how browsers function as multimedia engines capable of decoding, synchronizing, and rendering complex media streams.</w:t>
+        <w:t xml:space="preserve">Through the implementation of audio and video systems, animation techniques, and dynamic media rendering, the application reflects real-world multimedia system design principles. It </w:t>
+      </w:r>
+      <w:r>
+        <w:rPr>
+          <w:rFonts w:ascii="Times New Roman" w:hAnsi="Times New Roman" w:cs="Times New Roman"/>
+        </w:rPr>
+        <w:lastRenderedPageBreak/>
+        <w:t>demonstrates how browsers function as multimedia engines capable of decoding, synchronizing, and rendering complex media streams.</w:t>
       </w:r>
     </w:p>
     <w:p>
@@ -11396,6 +11451,7 @@
   <w:style w:type="character" w:default="1" w:styleId="DefaultParagraphFont">
     <w:name w:val="Default Paragraph Font"/>
     <w:uiPriority w:val="1"/>
+    <w:semiHidden/>
     <w:unhideWhenUsed/>
   </w:style>
   <w:style w:type="table" w:default="1" w:styleId="TableNormal">
